--- a/Cpp practical.dox.docx
+++ b/Cpp practical.dox.docx
@@ -1065,6 +1065,221 @@
                     <a:xfrm>
                       <a:off x="0" y="0"/>
                       <a:ext cx="4352925" cy="4305300"/>
+                    </a:xfrm>
+                    <a:prstGeom prst="rect">
+                      <a:avLst/>
+                    </a:prstGeom>
+                  </pic:spPr>
+                </pic:pic>
+              </a:graphicData>
+            </a:graphic>
+          </wp:inline>
+        </w:drawing>
+      </w:r>
+    </w:p>
+    <w:p>
+      <w:pPr>
+        <w:rPr>
+          <w:b/>
+          <w:sz w:val="52"/>
+          <w:szCs w:val="52"/>
+          <w:u w:val="single"/>
+        </w:rPr>
+      </w:pPr>
+    </w:p>
+    <w:p>
+      <w:pPr>
+        <w:rPr>
+          <w:b/>
+          <w:sz w:val="52"/>
+          <w:szCs w:val="52"/>
+          <w:u w:val="single"/>
+        </w:rPr>
+      </w:pPr>
+      <w:r>
+        <w:rPr>
+          <w:b/>
+          <w:sz w:val="52"/>
+          <w:szCs w:val="52"/>
+          <w:u w:val="single"/>
+        </w:rPr>
+        <w:lastRenderedPageBreak/>
+        <w:t>Practical -2.3</w:t>
+      </w:r>
+    </w:p>
+    <w:p>
+      <w:pPr>
+        <w:rPr>
+          <w:b/>
+          <w:sz w:val="52"/>
+          <w:szCs w:val="52"/>
+          <w:u w:val="single"/>
+        </w:rPr>
+      </w:pPr>
+      <w:r>
+        <w:rPr>
+          <w:noProof/>
+          <w:lang w:eastAsia="en-IN"/>
+        </w:rPr>
+        <w:lastRenderedPageBreak/>
+        <w:drawing>
+          <wp:inline distT="0" distB="0" distL="0" distR="0" wp14:anchorId="6FC83378" wp14:editId="2C12CE9E">
+            <wp:extent cx="5543550" cy="8458200"/>
+            <wp:effectExtent l="0" t="0" r="0" b="0"/>
+            <wp:docPr id="14" name="Picture 14"/>
+            <wp:cNvGraphicFramePr>
+              <a:graphicFrameLocks xmlns:a="http://schemas.openxmlformats.org/drawingml/2006/main" noChangeAspect="1"/>
+            </wp:cNvGraphicFramePr>
+            <a:graphic xmlns:a="http://schemas.openxmlformats.org/drawingml/2006/main">
+              <a:graphicData uri="http://schemas.openxmlformats.org/drawingml/2006/picture">
+                <pic:pic xmlns:pic="http://schemas.openxmlformats.org/drawingml/2006/picture">
+                  <pic:nvPicPr>
+                    <pic:cNvPr id="1" name=""/>
+                    <pic:cNvPicPr/>
+                  </pic:nvPicPr>
+                  <pic:blipFill>
+                    <a:blip r:embed="rId17"/>
+                    <a:stretch>
+                      <a:fillRect/>
+                    </a:stretch>
+                  </pic:blipFill>
+                  <pic:spPr>
+                    <a:xfrm>
+                      <a:off x="0" y="0"/>
+                      <a:ext cx="5543550" cy="8458200"/>
+                    </a:xfrm>
+                    <a:prstGeom prst="rect">
+                      <a:avLst/>
+                    </a:prstGeom>
+                  </pic:spPr>
+                </pic:pic>
+              </a:graphicData>
+            </a:graphic>
+          </wp:inline>
+        </w:drawing>
+      </w:r>
+    </w:p>
+    <w:p>
+      <w:pPr>
+        <w:rPr>
+          <w:b/>
+          <w:sz w:val="52"/>
+          <w:szCs w:val="52"/>
+          <w:u w:val="single"/>
+        </w:rPr>
+      </w:pPr>
+      <w:r>
+        <w:rPr>
+          <w:noProof/>
+          <w:lang w:eastAsia="en-IN"/>
+        </w:rPr>
+        <w:lastRenderedPageBreak/>
+        <w:drawing>
+          <wp:inline distT="0" distB="0" distL="0" distR="0" wp14:anchorId="13C87C47" wp14:editId="7C11C179">
+            <wp:extent cx="4667250" cy="4876800"/>
+            <wp:effectExtent l="0" t="0" r="0" b="0"/>
+            <wp:docPr id="15" name="Picture 15"/>
+            <wp:cNvGraphicFramePr>
+              <a:graphicFrameLocks xmlns:a="http://schemas.openxmlformats.org/drawingml/2006/main" noChangeAspect="1"/>
+            </wp:cNvGraphicFramePr>
+            <a:graphic xmlns:a="http://schemas.openxmlformats.org/drawingml/2006/main">
+              <a:graphicData uri="http://schemas.openxmlformats.org/drawingml/2006/picture">
+                <pic:pic xmlns:pic="http://schemas.openxmlformats.org/drawingml/2006/picture">
+                  <pic:nvPicPr>
+                    <pic:cNvPr id="1" name=""/>
+                    <pic:cNvPicPr/>
+                  </pic:nvPicPr>
+                  <pic:blipFill>
+                    <a:blip r:embed="rId18"/>
+                    <a:stretch>
+                      <a:fillRect/>
+                    </a:stretch>
+                  </pic:blipFill>
+                  <pic:spPr>
+                    <a:xfrm>
+                      <a:off x="0" y="0"/>
+                      <a:ext cx="4667250" cy="4876800"/>
+                    </a:xfrm>
+                    <a:prstGeom prst="rect">
+                      <a:avLst/>
+                    </a:prstGeom>
+                  </pic:spPr>
+                </pic:pic>
+              </a:graphicData>
+            </a:graphic>
+          </wp:inline>
+        </w:drawing>
+      </w:r>
+      <w:r>
+        <w:rPr>
+          <w:b/>
+          <w:sz w:val="52"/>
+          <w:szCs w:val="52"/>
+          <w:u w:val="single"/>
+        </w:rPr>
+        <w:t xml:space="preserve">  </w:t>
+      </w:r>
+    </w:p>
+    <w:p>
+      <w:pPr>
+        <w:rPr>
+          <w:b/>
+          <w:sz w:val="52"/>
+          <w:szCs w:val="52"/>
+          <w:u w:val="single"/>
+        </w:rPr>
+      </w:pPr>
+      <w:proofErr w:type="gramStart"/>
+      <w:r>
+        <w:rPr>
+          <w:b/>
+          <w:sz w:val="52"/>
+          <w:szCs w:val="52"/>
+          <w:u w:val="single"/>
+        </w:rPr>
+        <w:t>Output:-</w:t>
+      </w:r>
+      <w:proofErr w:type="gramEnd"/>
+    </w:p>
+    <w:p>
+      <w:pPr>
+        <w:rPr>
+          <w:b/>
+          <w:sz w:val="52"/>
+          <w:szCs w:val="52"/>
+          <w:u w:val="single"/>
+        </w:rPr>
+      </w:pPr>
+      <w:r>
+        <w:rPr>
+          <w:noProof/>
+          <w:lang w:eastAsia="en-IN"/>
+        </w:rPr>
+        <w:drawing>
+          <wp:inline distT="0" distB="0" distL="0" distR="0" wp14:anchorId="470819E2" wp14:editId="6F2CBA6A">
+            <wp:extent cx="4391025" cy="3333750"/>
+            <wp:effectExtent l="0" t="0" r="9525" b="0"/>
+            <wp:docPr id="16" name="Picture 16"/>
+            <wp:cNvGraphicFramePr>
+              <a:graphicFrameLocks xmlns:a="http://schemas.openxmlformats.org/drawingml/2006/main" noChangeAspect="1"/>
+            </wp:cNvGraphicFramePr>
+            <a:graphic xmlns:a="http://schemas.openxmlformats.org/drawingml/2006/main">
+              <a:graphicData uri="http://schemas.openxmlformats.org/drawingml/2006/picture">
+                <pic:pic xmlns:pic="http://schemas.openxmlformats.org/drawingml/2006/picture">
+                  <pic:nvPicPr>
+                    <pic:cNvPr id="1" name=""/>
+                    <pic:cNvPicPr/>
+                  </pic:nvPicPr>
+                  <pic:blipFill>
+                    <a:blip r:embed="rId19"/>
+                    <a:stretch>
+                      <a:fillRect/>
+                    </a:stretch>
+                  </pic:blipFill>
+                  <pic:spPr>
+                    <a:xfrm>
+                      <a:off x="0" y="0"/>
+                      <a:ext cx="4391025" cy="3333750"/>
                     </a:xfrm>
                     <a:prstGeom prst="rect">
                       <a:avLst/>

--- a/Cpp practical.dox.docx
+++ b/Cpp practical.dox.docx
@@ -1291,8 +1291,605 @@
           </wp:inline>
         </w:drawing>
       </w:r>
+    </w:p>
+    <w:p>
+      <w:pPr>
+        <w:rPr>
+          <w:b/>
+          <w:sz w:val="52"/>
+          <w:szCs w:val="52"/>
+          <w:u w:val="single"/>
+        </w:rPr>
+      </w:pPr>
+      <w:r>
+        <w:rPr>
+          <w:b/>
+          <w:sz w:val="52"/>
+          <w:szCs w:val="52"/>
+          <w:u w:val="single"/>
+        </w:rPr>
+        <w:lastRenderedPageBreak/>
+        <w:t>Practical 2.4</w:t>
+      </w:r>
+    </w:p>
+    <w:p>
+      <w:pPr>
+        <w:rPr>
+          <w:b/>
+          <w:sz w:val="52"/>
+          <w:szCs w:val="52"/>
+          <w:u w:val="single"/>
+        </w:rPr>
+      </w:pPr>
+      <w:r>
+        <w:rPr>
+          <w:noProof/>
+          <w:lang w:eastAsia="en-IN"/>
+        </w:rPr>
+        <w:lastRenderedPageBreak/>
+        <w:drawing>
+          <wp:inline distT="0" distB="0" distL="0" distR="0" wp14:anchorId="5C12CCC8" wp14:editId="36ED10A4">
+            <wp:extent cx="5162550" cy="8534400"/>
+            <wp:effectExtent l="0" t="0" r="0" b="0"/>
+            <wp:docPr id="17" name="Picture 17"/>
+            <wp:cNvGraphicFramePr>
+              <a:graphicFrameLocks xmlns:a="http://schemas.openxmlformats.org/drawingml/2006/main" noChangeAspect="1"/>
+            </wp:cNvGraphicFramePr>
+            <a:graphic xmlns:a="http://schemas.openxmlformats.org/drawingml/2006/main">
+              <a:graphicData uri="http://schemas.openxmlformats.org/drawingml/2006/picture">
+                <pic:pic xmlns:pic="http://schemas.openxmlformats.org/drawingml/2006/picture">
+                  <pic:nvPicPr>
+                    <pic:cNvPr id="1" name=""/>
+                    <pic:cNvPicPr/>
+                  </pic:nvPicPr>
+                  <pic:blipFill>
+                    <a:blip r:embed="rId20"/>
+                    <a:stretch>
+                      <a:fillRect/>
+                    </a:stretch>
+                  </pic:blipFill>
+                  <pic:spPr>
+                    <a:xfrm>
+                      <a:off x="0" y="0"/>
+                      <a:ext cx="5162550" cy="8534400"/>
+                    </a:xfrm>
+                    <a:prstGeom prst="rect">
+                      <a:avLst/>
+                    </a:prstGeom>
+                  </pic:spPr>
+                </pic:pic>
+              </a:graphicData>
+            </a:graphic>
+          </wp:inline>
+        </w:drawing>
+      </w:r>
+    </w:p>
+    <w:p>
+      <w:pPr>
+        <w:rPr>
+          <w:b/>
+          <w:sz w:val="52"/>
+          <w:szCs w:val="52"/>
+          <w:u w:val="single"/>
+        </w:rPr>
+      </w:pPr>
+      <w:r>
+        <w:rPr>
+          <w:noProof/>
+          <w:lang w:eastAsia="en-IN"/>
+        </w:rPr>
+        <w:lastRenderedPageBreak/>
+        <w:drawing>
+          <wp:inline distT="0" distB="0" distL="0" distR="0" wp14:anchorId="2FC30108" wp14:editId="1148FF78">
+            <wp:extent cx="5731510" cy="6844030"/>
+            <wp:effectExtent l="0" t="0" r="2540" b="0"/>
+            <wp:docPr id="18" name="Picture 18"/>
+            <wp:cNvGraphicFramePr>
+              <a:graphicFrameLocks xmlns:a="http://schemas.openxmlformats.org/drawingml/2006/main" noChangeAspect="1"/>
+            </wp:cNvGraphicFramePr>
+            <a:graphic xmlns:a="http://schemas.openxmlformats.org/drawingml/2006/main">
+              <a:graphicData uri="http://schemas.openxmlformats.org/drawingml/2006/picture">
+                <pic:pic xmlns:pic="http://schemas.openxmlformats.org/drawingml/2006/picture">
+                  <pic:nvPicPr>
+                    <pic:cNvPr id="1" name=""/>
+                    <pic:cNvPicPr/>
+                  </pic:nvPicPr>
+                  <pic:blipFill>
+                    <a:blip r:embed="rId21"/>
+                    <a:stretch>
+                      <a:fillRect/>
+                    </a:stretch>
+                  </pic:blipFill>
+                  <pic:spPr>
+                    <a:xfrm>
+                      <a:off x="0" y="0"/>
+                      <a:ext cx="5731510" cy="6844030"/>
+                    </a:xfrm>
+                    <a:prstGeom prst="rect">
+                      <a:avLst/>
+                    </a:prstGeom>
+                  </pic:spPr>
+                </pic:pic>
+              </a:graphicData>
+            </a:graphic>
+          </wp:inline>
+        </w:drawing>
+      </w:r>
+    </w:p>
+    <w:p>
+      <w:pPr>
+        <w:rPr>
+          <w:b/>
+          <w:sz w:val="52"/>
+          <w:szCs w:val="52"/>
+          <w:u w:val="single"/>
+        </w:rPr>
+      </w:pPr>
+    </w:p>
+    <w:p>
+      <w:pPr>
+        <w:rPr>
+          <w:b/>
+          <w:sz w:val="52"/>
+          <w:szCs w:val="52"/>
+          <w:u w:val="single"/>
+        </w:rPr>
+      </w:pPr>
+    </w:p>
+    <w:p>
+      <w:pPr>
+        <w:rPr>
+          <w:noProof/>
+          <w:lang w:eastAsia="en-IN"/>
+        </w:rPr>
+      </w:pPr>
+    </w:p>
+    <w:p>
+      <w:pPr>
+        <w:rPr>
+          <w:noProof/>
+          <w:lang w:eastAsia="en-IN"/>
+        </w:rPr>
+      </w:pPr>
+    </w:p>
+    <w:p>
+      <w:pPr>
+        <w:rPr>
+          <w:b/>
+          <w:sz w:val="52"/>
+          <w:szCs w:val="52"/>
+          <w:u w:val="single"/>
+        </w:rPr>
+      </w:pPr>
+      <w:proofErr w:type="gramStart"/>
+      <w:r>
+        <w:rPr>
+          <w:b/>
+          <w:sz w:val="52"/>
+          <w:szCs w:val="52"/>
+          <w:u w:val="single"/>
+        </w:rPr>
+        <w:lastRenderedPageBreak/>
+        <w:t>Output:-</w:t>
+      </w:r>
+      <w:proofErr w:type="gramEnd"/>
+    </w:p>
+    <w:p>
+      <w:pPr>
+        <w:rPr>
+          <w:b/>
+          <w:sz w:val="52"/>
+          <w:szCs w:val="52"/>
+          <w:u w:val="single"/>
+        </w:rPr>
+      </w:pPr>
+    </w:p>
+    <w:p>
+      <w:pPr>
+        <w:rPr>
+          <w:b/>
+          <w:sz w:val="52"/>
+          <w:szCs w:val="52"/>
+          <w:u w:val="single"/>
+        </w:rPr>
+      </w:pPr>
+      <w:r>
+        <w:rPr>
+          <w:noProof/>
+          <w:lang w:eastAsia="en-IN"/>
+        </w:rPr>
+        <w:drawing>
+          <wp:inline distT="0" distB="0" distL="0" distR="0" wp14:anchorId="408994EB" wp14:editId="1B499F2E">
+            <wp:extent cx="4867275" cy="2514600"/>
+            <wp:effectExtent l="0" t="0" r="9525" b="0"/>
+            <wp:docPr id="19" name="Picture 19"/>
+            <wp:cNvGraphicFramePr>
+              <a:graphicFrameLocks xmlns:a="http://schemas.openxmlformats.org/drawingml/2006/main" noChangeAspect="1"/>
+            </wp:cNvGraphicFramePr>
+            <a:graphic xmlns:a="http://schemas.openxmlformats.org/drawingml/2006/main">
+              <a:graphicData uri="http://schemas.openxmlformats.org/drawingml/2006/picture">
+                <pic:pic xmlns:pic="http://schemas.openxmlformats.org/drawingml/2006/picture">
+                  <pic:nvPicPr>
+                    <pic:cNvPr id="1" name=""/>
+                    <pic:cNvPicPr/>
+                  </pic:nvPicPr>
+                  <pic:blipFill>
+                    <a:blip r:embed="rId22"/>
+                    <a:stretch>
+                      <a:fillRect/>
+                    </a:stretch>
+                  </pic:blipFill>
+                  <pic:spPr>
+                    <a:xfrm>
+                      <a:off x="0" y="0"/>
+                      <a:ext cx="4867275" cy="2514600"/>
+                    </a:xfrm>
+                    <a:prstGeom prst="rect">
+                      <a:avLst/>
+                    </a:prstGeom>
+                  </pic:spPr>
+                </pic:pic>
+              </a:graphicData>
+            </a:graphic>
+          </wp:inline>
+        </w:drawing>
+      </w:r>
+    </w:p>
+    <w:p>
+      <w:pPr>
+        <w:rPr>
+          <w:b/>
+          <w:sz w:val="52"/>
+          <w:szCs w:val="52"/>
+          <w:u w:val="single"/>
+        </w:rPr>
+      </w:pPr>
+    </w:p>
+    <w:p>
+      <w:pPr>
+        <w:rPr>
+          <w:b/>
+          <w:sz w:val="52"/>
+          <w:szCs w:val="52"/>
+          <w:u w:val="single"/>
+        </w:rPr>
+      </w:pPr>
+    </w:p>
+    <w:p>
+      <w:pPr>
+        <w:rPr>
+          <w:b/>
+          <w:sz w:val="52"/>
+          <w:szCs w:val="52"/>
+          <w:u w:val="single"/>
+        </w:rPr>
+      </w:pPr>
+    </w:p>
+    <w:p>
+      <w:pPr>
+        <w:rPr>
+          <w:b/>
+          <w:sz w:val="52"/>
+          <w:szCs w:val="52"/>
+          <w:u w:val="single"/>
+        </w:rPr>
+      </w:pPr>
+    </w:p>
+    <w:p>
+      <w:pPr>
+        <w:rPr>
+          <w:b/>
+          <w:sz w:val="52"/>
+          <w:szCs w:val="52"/>
+          <w:u w:val="single"/>
+        </w:rPr>
+      </w:pPr>
+    </w:p>
+    <w:p>
+      <w:pPr>
+        <w:rPr>
+          <w:b/>
+          <w:sz w:val="52"/>
+          <w:szCs w:val="52"/>
+          <w:u w:val="single"/>
+        </w:rPr>
+      </w:pPr>
+    </w:p>
+    <w:p>
+      <w:pPr>
+        <w:rPr>
+          <w:b/>
+          <w:sz w:val="52"/>
+          <w:szCs w:val="52"/>
+          <w:u w:val="single"/>
+        </w:rPr>
+      </w:pPr>
+    </w:p>
+    <w:p>
+      <w:pPr>
+        <w:rPr>
+          <w:b/>
+          <w:sz w:val="52"/>
+          <w:szCs w:val="52"/>
+          <w:u w:val="single"/>
+        </w:rPr>
+      </w:pPr>
+    </w:p>
+    <w:p>
+      <w:pPr>
+        <w:rPr>
+          <w:b/>
+          <w:sz w:val="52"/>
+          <w:szCs w:val="52"/>
+          <w:u w:val="single"/>
+        </w:rPr>
+      </w:pPr>
+    </w:p>
+    <w:p>
+      <w:pPr>
+        <w:rPr>
+          <w:b/>
+          <w:sz w:val="52"/>
+          <w:szCs w:val="52"/>
+          <w:u w:val="single"/>
+        </w:rPr>
+      </w:pPr>
+      <w:r>
+        <w:rPr>
+          <w:b/>
+          <w:sz w:val="52"/>
+          <w:szCs w:val="52"/>
+          <w:u w:val="single"/>
+        </w:rPr>
+        <w:lastRenderedPageBreak/>
+        <w:t>Practical -2.5</w:t>
+      </w:r>
+    </w:p>
+    <w:p>
+      <w:pPr>
+        <w:rPr>
+          <w:b/>
+          <w:sz w:val="52"/>
+          <w:szCs w:val="52"/>
+          <w:u w:val="single"/>
+        </w:rPr>
+      </w:pPr>
+      <w:r>
+        <w:rPr>
+          <w:noProof/>
+          <w:lang w:eastAsia="en-IN"/>
+        </w:rPr>
+        <w:lastRenderedPageBreak/>
+        <w:drawing>
+          <wp:inline distT="0" distB="0" distL="0" distR="0" wp14:anchorId="25741BFD" wp14:editId="744054D4">
+            <wp:extent cx="5210175" cy="8496300"/>
+            <wp:effectExtent l="0" t="0" r="9525" b="0"/>
+            <wp:docPr id="20" name="Picture 20"/>
+            <wp:cNvGraphicFramePr>
+              <a:graphicFrameLocks xmlns:a="http://schemas.openxmlformats.org/drawingml/2006/main" noChangeAspect="1"/>
+            </wp:cNvGraphicFramePr>
+            <a:graphic xmlns:a="http://schemas.openxmlformats.org/drawingml/2006/main">
+              <a:graphicData uri="http://schemas.openxmlformats.org/drawingml/2006/picture">
+                <pic:pic xmlns:pic="http://schemas.openxmlformats.org/drawingml/2006/picture">
+                  <pic:nvPicPr>
+                    <pic:cNvPr id="1" name=""/>
+                    <pic:cNvPicPr/>
+                  </pic:nvPicPr>
+                  <pic:blipFill>
+                    <a:blip r:embed="rId23"/>
+                    <a:stretch>
+                      <a:fillRect/>
+                    </a:stretch>
+                  </pic:blipFill>
+                  <pic:spPr>
+                    <a:xfrm>
+                      <a:off x="0" y="0"/>
+                      <a:ext cx="5210175" cy="8496300"/>
+                    </a:xfrm>
+                    <a:prstGeom prst="rect">
+                      <a:avLst/>
+                    </a:prstGeom>
+                  </pic:spPr>
+                </pic:pic>
+              </a:graphicData>
+            </a:graphic>
+          </wp:inline>
+        </w:drawing>
+      </w:r>
+    </w:p>
+    <w:p>
+      <w:pPr>
+        <w:rPr>
+          <w:b/>
+          <w:sz w:val="52"/>
+          <w:szCs w:val="52"/>
+          <w:u w:val="single"/>
+        </w:rPr>
+      </w:pPr>
+      <w:r>
+        <w:rPr>
+          <w:noProof/>
+          <w:lang w:eastAsia="en-IN"/>
+        </w:rPr>
+        <w:lastRenderedPageBreak/>
+        <w:drawing>
+          <wp:inline distT="0" distB="0" distL="0" distR="0" wp14:anchorId="38E27F0B" wp14:editId="23F75129">
+            <wp:extent cx="5476875" cy="3276600"/>
+            <wp:effectExtent l="0" t="0" r="9525" b="0"/>
+            <wp:docPr id="21" name="Picture 21"/>
+            <wp:cNvGraphicFramePr>
+              <a:graphicFrameLocks xmlns:a="http://schemas.openxmlformats.org/drawingml/2006/main" noChangeAspect="1"/>
+            </wp:cNvGraphicFramePr>
+            <a:graphic xmlns:a="http://schemas.openxmlformats.org/drawingml/2006/main">
+              <a:graphicData uri="http://schemas.openxmlformats.org/drawingml/2006/picture">
+                <pic:pic xmlns:pic="http://schemas.openxmlformats.org/drawingml/2006/picture">
+                  <pic:nvPicPr>
+                    <pic:cNvPr id="1" name=""/>
+                    <pic:cNvPicPr/>
+                  </pic:nvPicPr>
+                  <pic:blipFill>
+                    <a:blip r:embed="rId24"/>
+                    <a:stretch>
+                      <a:fillRect/>
+                    </a:stretch>
+                  </pic:blipFill>
+                  <pic:spPr>
+                    <a:xfrm>
+                      <a:off x="0" y="0"/>
+                      <a:ext cx="5476875" cy="3276600"/>
+                    </a:xfrm>
+                    <a:prstGeom prst="rect">
+                      <a:avLst/>
+                    </a:prstGeom>
+                  </pic:spPr>
+                </pic:pic>
+              </a:graphicData>
+            </a:graphic>
+          </wp:inline>
+        </w:drawing>
+      </w:r>
+      <w:r>
+        <w:rPr>
+          <w:b/>
+          <w:sz w:val="52"/>
+          <w:szCs w:val="52"/>
+          <w:u w:val="single"/>
+        </w:rPr>
+        <w:t xml:space="preserve">  </w:t>
+      </w:r>
+    </w:p>
+    <w:p>
+      <w:pPr>
+        <w:rPr>
+          <w:b/>
+          <w:sz w:val="52"/>
+          <w:szCs w:val="52"/>
+          <w:u w:val="single"/>
+        </w:rPr>
+      </w:pPr>
+      <w:proofErr w:type="gramStart"/>
+      <w:r>
+        <w:rPr>
+          <w:b/>
+          <w:sz w:val="52"/>
+          <w:szCs w:val="52"/>
+          <w:u w:val="single"/>
+        </w:rPr>
+        <w:t>Output:-</w:t>
+      </w:r>
+      <w:proofErr w:type="gramEnd"/>
+    </w:p>
+    <w:p>
+      <w:pPr>
+        <w:rPr>
+          <w:b/>
+          <w:sz w:val="52"/>
+          <w:szCs w:val="52"/>
+          <w:u w:val="single"/>
+        </w:rPr>
+      </w:pPr>
+    </w:p>
+    <w:p>
+      <w:pPr>
+        <w:rPr>
+          <w:b/>
+          <w:sz w:val="52"/>
+          <w:szCs w:val="52"/>
+          <w:u w:val="single"/>
+        </w:rPr>
+      </w:pPr>
+      <w:r>
+        <w:rPr>
+          <w:noProof/>
+          <w:lang w:eastAsia="en-IN"/>
+        </w:rPr>
+        <w:lastRenderedPageBreak/>
+        <w:drawing>
+          <wp:inline distT="0" distB="0" distL="0" distR="0" wp14:anchorId="11929F7F" wp14:editId="5E26E748">
+            <wp:extent cx="5229225" cy="5391150"/>
+            <wp:effectExtent l="0" t="0" r="9525" b="0"/>
+            <wp:docPr id="23" name="Picture 23"/>
+            <wp:cNvGraphicFramePr>
+              <a:graphicFrameLocks xmlns:a="http://schemas.openxmlformats.org/drawingml/2006/main" noChangeAspect="1"/>
+            </wp:cNvGraphicFramePr>
+            <a:graphic xmlns:a="http://schemas.openxmlformats.org/drawingml/2006/main">
+              <a:graphicData uri="http://schemas.openxmlformats.org/drawingml/2006/picture">
+                <pic:pic xmlns:pic="http://schemas.openxmlformats.org/drawingml/2006/picture">
+                  <pic:nvPicPr>
+                    <pic:cNvPr id="1" name=""/>
+                    <pic:cNvPicPr/>
+                  </pic:nvPicPr>
+                  <pic:blipFill>
+                    <a:blip r:embed="rId25"/>
+                    <a:stretch>
+                      <a:fillRect/>
+                    </a:stretch>
+                  </pic:blipFill>
+                  <pic:spPr>
+                    <a:xfrm>
+                      <a:off x="0" y="0"/>
+                      <a:ext cx="5229225" cy="5391150"/>
+                    </a:xfrm>
+                    <a:prstGeom prst="rect">
+                      <a:avLst/>
+                    </a:prstGeom>
+                  </pic:spPr>
+                </pic:pic>
+              </a:graphicData>
+            </a:graphic>
+          </wp:inline>
+        </w:drawing>
+      </w:r>
       <w:bookmarkStart w:id="0" w:name="_GoBack"/>
       <w:bookmarkEnd w:id="0"/>
+    </w:p>
+    <w:p>
+      <w:pPr>
+        <w:rPr>
+          <w:b/>
+          <w:sz w:val="52"/>
+          <w:szCs w:val="52"/>
+          <w:u w:val="single"/>
+        </w:rPr>
+      </w:pPr>
+    </w:p>
+    <w:p>
+      <w:pPr>
+        <w:rPr>
+          <w:b/>
+          <w:sz w:val="52"/>
+          <w:szCs w:val="52"/>
+          <w:u w:val="single"/>
+        </w:rPr>
+      </w:pPr>
+    </w:p>
+    <w:p>
+      <w:pPr>
+        <w:rPr>
+          <w:noProof/>
+          <w:lang w:eastAsia="en-IN"/>
+        </w:rPr>
+      </w:pPr>
+    </w:p>
+    <w:p>
+      <w:pPr>
+        <w:rPr>
+          <w:b/>
+          <w:sz w:val="52"/>
+          <w:szCs w:val="52"/>
+          <w:u w:val="single"/>
+        </w:rPr>
+      </w:pPr>
+    </w:p>
+    <w:p>
+      <w:pPr>
+        <w:rPr>
+          <w:b/>
+          <w:sz w:val="52"/>
+          <w:szCs w:val="52"/>
+          <w:u w:val="single"/>
+        </w:rPr>
+      </w:pPr>
     </w:p>
     <w:sectPr>
       <w:pgSz w:w="11906" w:h="16838"/>
